--- a/과제(5주차)/사업 브랜딩 전략 프로젝트/인턴_과제_안내서.docx
+++ b/과제(5주차)/사업 브랜딩 전략 프로젝트/인턴_과제_안내서.docx
@@ -23,8 +23,18 @@
     </w:p>
     <w:p>
       <w:pPr>
-        <w:spacing w:after="40"/>
+        <w:pBdr>
+          <w:bottom w:val="single" w:sz="3" w:space="1" w:color="2563EB"/>
+        </w:pBdr>
+        <w:spacing w:before="80" w:after="80"/>
         <w:jc w:val="center"/>
+        <w:rPr>
+          <w:b/>
+          <w:bCs/>
+          <w:color w:val="1B3A7A"/>
+          <w:sz w:val="52"/>
+          <w:szCs w:val="52"/>
+        </w:rPr>
       </w:pPr>
       <w:r>
         <w:rPr>
@@ -34,16 +44,34 @@
           <w:sz w:val="52"/>
           <w:szCs w:val="52"/>
         </w:rPr>
-        <w:t>브랜딩 &amp; 마케팅 전략</w:t>
+        <w:t xml:space="preserve">AI 서비스 </w:t>
       </w:r>
+      <w:proofErr w:type="spellStart"/>
+      <w:r>
+        <w:rPr>
+          <w:b/>
+          <w:bCs/>
+          <w:color w:val="1B3A7A"/>
+          <w:sz w:val="52"/>
+          <w:szCs w:val="52"/>
+        </w:rPr>
+        <w:t>브랜딩</w:t>
+      </w:r>
+      <w:proofErr w:type="spellEnd"/>
     </w:p>
     <w:p>
       <w:pPr>
-        <w:spacing w:after="120"/>
+        <w:pBdr>
+          <w:bottom w:val="single" w:sz="3" w:space="1" w:color="2563EB"/>
+        </w:pBdr>
+        <w:spacing w:before="80" w:after="80"/>
         <w:jc w:val="center"/>
         <w:rPr>
-          <w:sz w:val="18"/>
-          <w:szCs w:val="18"/>
+          <w:b/>
+          <w:bCs/>
+          <w:color w:val="2563EB"/>
+          <w:sz w:val="36"/>
+          <w:szCs w:val="36"/>
         </w:rPr>
       </w:pPr>
       <w:r>
@@ -54,7 +82,7 @@
           <w:sz w:val="36"/>
           <w:szCs w:val="36"/>
         </w:rPr>
-        <w:t>과제 수행 가이드</w:t>
+        <w:t>과제 가이드</w:t>
       </w:r>
     </w:p>
     <w:p>
@@ -63,6 +91,10 @@
           <w:bottom w:val="single" w:sz="3" w:space="1" w:color="2563EB"/>
         </w:pBdr>
         <w:spacing w:before="80" w:after="80"/>
+        <w:jc w:val="center"/>
+        <w:rPr>
+          <w:rFonts w:hint="eastAsia"/>
+        </w:rPr>
       </w:pPr>
     </w:p>
     <w:p>
@@ -475,7 +507,7 @@
                 <w:sz w:val="20"/>
                 <w:szCs w:val="20"/>
               </w:rPr>
-              <w:t>실제 사업 브랜딩 및 마케팅 전략 채택</w:t>
+              <w:t>AI 서비스 이해 + 실전 브랜딩 &amp; 마케팅 전략 수립</w:t>
             </w:r>
           </w:p>
         </w:tc>
@@ -498,9 +530,6 @@
       <w:pPr>
         <w:spacing w:before="80"/>
         <w:jc w:val="center"/>
-        <w:rPr>
-          <w:rFonts w:hint="eastAsia"/>
-        </w:rPr>
       </w:pPr>
       <w:r>
         <w:rPr>
@@ -539,8 +568,10 @@
     </w:p>
     <w:p>
       <w:pPr>
-        <w:spacing w:before="40" w:after="80"/>
+        <w:spacing w:after="80"/>
+        <w:ind w:firstLineChars="100" w:firstLine="200"/>
         <w:rPr>
+          <w:color w:val="333333"/>
           <w:sz w:val="20"/>
           <w:szCs w:val="20"/>
         </w:rPr>
@@ -551,39 +582,64 @@
           <w:sz w:val="20"/>
           <w:szCs w:val="20"/>
         </w:rPr>
-        <w:t>AX사업본부는 AI 기반의 세 가지 핵심 사업 축을 중심으로 빠른 성장을 준비하고 있습니다.</w:t>
+        <w:t>이번 인턴십 과제는 단순한 마케팅 전략 수립 과제가 아닙니다. AX사업본부가 현재 개발하고 있는 세 가지 AI 서비스가 어떤 시스템인지, 어떻게 만들어지고 있는지, 실제로 어떻게 사용되는지를 함께 탐구하고 이해해 나가는 과정입니다.</w:t>
       </w:r>
+    </w:p>
+    <w:p>
+      <w:pPr>
+        <w:spacing w:after="80"/>
+        <w:ind w:firstLineChars="100" w:firstLine="200"/>
+        <w:rPr>
+          <w:color w:val="333333"/>
+          <w:sz w:val="20"/>
+          <w:szCs w:val="20"/>
+        </w:rPr>
+      </w:pPr>
       <w:r>
         <w:rPr>
           <w:color w:val="333333"/>
           <w:sz w:val="20"/>
           <w:szCs w:val="20"/>
         </w:rPr>
-        <w:br/>
+        <w:t>AI 서비스의 개발 트렌드와 기술 흐름을 직접 들여다보면서, 그 위에서 "이 서비스를 세상에 어떻게 알릴 것인가"</w:t>
       </w:r>
+      <w:proofErr w:type="spellStart"/>
       <w:r>
         <w:rPr>
           <w:color w:val="333333"/>
           <w:sz w:val="20"/>
           <w:szCs w:val="20"/>
         </w:rPr>
-        <w:t>이번 인턴십 과제는 각 사업의 특성을 깊이 이해하고, 이를 대중에게 효과적으로 전달할 수 있는</w:t>
+        <w:t>를</w:t>
       </w:r>
+      <w:proofErr w:type="spellEnd"/>
       <w:r>
         <w:rPr>
           <w:color w:val="333333"/>
           <w:sz w:val="20"/>
           <w:szCs w:val="20"/>
         </w:rPr>
-        <w:br/>
+        <w:t xml:space="preserve"> 고민하는 것이 핵심입니다. 기술을 이해할수록 더 설득력 있는 브랜드가 탄생하고, 더 효과적인 마케팅 전략이 나옵니다.</w:t>
       </w:r>
+    </w:p>
+    <w:p>
+      <w:pPr>
+        <w:spacing w:after="80"/>
+        <w:ind w:firstLineChars="100" w:firstLine="200"/>
+        <w:rPr>
+          <w:rFonts w:hint="eastAsia"/>
+          <w:color w:val="333333"/>
+          <w:sz w:val="20"/>
+          <w:szCs w:val="20"/>
+        </w:rPr>
+      </w:pPr>
       <w:r>
         <w:rPr>
           <w:color w:val="333333"/>
           <w:sz w:val="20"/>
           <w:szCs w:val="20"/>
         </w:rPr>
-        <w:t>브랜드 정체성과 마케팅 전략을 직접 수립해보는 실전 과제입니다.</w:t>
+        <w:t>아직 완성되지 않은 서비스도 있습니다. 그렇기에 여러분의 시선이 더욱 소중합니다. 외부인의 눈으로 바라본 가능성과 아이디어가 실제 서비스의 방향성에 영향을 줄 수 있습니다.</w:t>
       </w:r>
     </w:p>
     <w:p>
@@ -644,34 +700,54 @@
             <w:pPr>
               <w:spacing w:before="40" w:after="60"/>
               <w:rPr>
-                <w:sz w:val="20"/>
-                <w:szCs w:val="20"/>
-              </w:rPr>
-            </w:pPr>
-            <w:r>
-              <w:rPr>
-                <w:color w:val="333333"/>
-                <w:sz w:val="18"/>
-                <w:szCs w:val="18"/>
-              </w:rPr>
-              <w:t>여러분이 제안하는 브랜드명, 슬로건, 마케팅 전략은 단순한 과제물로 끝나지 않습니다.</w:t>
+                <w:color w:val="333333"/>
+                <w:sz w:val="18"/>
+                <w:szCs w:val="18"/>
+              </w:rPr>
+            </w:pPr>
+            <w:r>
+              <w:rPr>
+                <w:color w:val="333333"/>
+                <w:sz w:val="18"/>
+                <w:szCs w:val="18"/>
+              </w:rPr>
+              <w:t xml:space="preserve">이 과제를 통해 최신 AI 개발 트렌드와 </w:t>
+            </w:r>
+            <w:proofErr w:type="spellStart"/>
+            <w:r>
+              <w:rPr>
+                <w:color w:val="333333"/>
+                <w:sz w:val="18"/>
+                <w:szCs w:val="18"/>
+              </w:rPr>
+              <w:t>에이전틱</w:t>
+            </w:r>
+            <w:proofErr w:type="spellEnd"/>
+            <w:r>
+              <w:rPr>
+                <w:color w:val="333333"/>
+                <w:sz w:val="18"/>
+                <w:szCs w:val="18"/>
+              </w:rPr>
+              <w:t xml:space="preserve"> 시스템의 작동 방식을 직접 배우게 됩니다.</w:t>
             </w:r>
           </w:p>
           <w:p>
             <w:pPr>
               <w:spacing w:before="40" w:after="60"/>
               <w:rPr>
-                <w:sz w:val="20"/>
-                <w:szCs w:val="20"/>
-              </w:rPr>
-            </w:pPr>
-            <w:r>
-              <w:rPr>
-                <w:color w:val="333333"/>
-                <w:sz w:val="18"/>
-                <w:szCs w:val="18"/>
-              </w:rPr>
-              <w:t>우수한 아이디어는 AX사업본부의 실제 사업 전략에 반영되어, 실제 서비스로 출시될 수 있습니다.</w:t>
+                <w:color w:val="333333"/>
+                <w:sz w:val="18"/>
+                <w:szCs w:val="18"/>
+              </w:rPr>
+            </w:pPr>
+            <w:r>
+              <w:rPr>
+                <w:color w:val="333333"/>
+                <w:sz w:val="18"/>
+                <w:szCs w:val="18"/>
+              </w:rPr>
+              <w:t>단순히 마케팅을 배우는 게 아니라, 기술과 시장을 동시에 읽는 시각을 키우는 경험입니다.</w:t>
             </w:r>
           </w:p>
           <w:p>
@@ -684,7 +760,7 @@
                 <w:sz w:val="18"/>
                 <w:szCs w:val="18"/>
               </w:rPr>
-              <w:t>지금 이 순간, 여러분은 예비 직원이 아닌 실제 기여자로서 참여하고 있습니다.</w:t>
+              <w:t>여러분이 제안하는 브랜드명, 슬로건, 전략은 실제 사업에 반영될 수 있습니다.</w:t>
             </w:r>
           </w:p>
         </w:tc>
@@ -1270,6 +1346,7 @@
                 <w:sz w:val="20"/>
                 <w:szCs w:val="20"/>
               </w:rPr>
+              <w:lastRenderedPageBreak/>
               <w:t>ThinkingData</w:t>
             </w:r>
             <w:proofErr w:type="spellEnd"/>
@@ -1355,6 +1432,7 @@
                 <w:bCs/>
                 <w:color w:val="16A34A"/>
               </w:rPr>
+              <w:lastRenderedPageBreak/>
               <w:t>사업축</w:t>
             </w:r>
             <w:proofErr w:type="spellEnd"/>
@@ -1387,6 +1465,7 @@
                 <w:sz w:val="20"/>
                 <w:szCs w:val="20"/>
               </w:rPr>
+              <w:lastRenderedPageBreak/>
               <w:t>AutoWeb</w:t>
             </w:r>
             <w:proofErr w:type="spellEnd"/>
@@ -1460,6 +1539,7 @@
                 <w:bCs/>
                 <w:color w:val="7C3AED"/>
               </w:rPr>
+              <w:lastRenderedPageBreak/>
               <w:t>사업축</w:t>
             </w:r>
             <w:proofErr w:type="spellEnd"/>
@@ -1492,6 +1572,7 @@
                 <w:sz w:val="20"/>
                 <w:szCs w:val="20"/>
               </w:rPr>
+              <w:lastRenderedPageBreak/>
               <w:t>CrewOps</w:t>
             </w:r>
             <w:proofErr w:type="spellEnd"/>
@@ -1591,7 +1672,6 @@
                 <w:sz w:val="21"/>
                 <w:szCs w:val="21"/>
               </w:rPr>
-              <w:lastRenderedPageBreak/>
               <w:t>📌  3개 사업 축 모두 포함하여 제출해야 합니다</w:t>
             </w:r>
             <w:r>
@@ -9668,9 +9748,6 @@
         <w:pBdr>
           <w:bottom w:val="single" w:sz="6" w:space="4" w:color="2563EB"/>
         </w:pBdr>
-        <w:rPr>
-          <w:rFonts w:hint="eastAsia"/>
-        </w:rPr>
       </w:pPr>
       <w:r>
         <w:lastRenderedPageBreak/>
@@ -10429,7 +10506,6 @@
         <w:spacing w:before="80" w:after="80"/>
         <w:ind w:left="240"/>
         <w:rPr>
-          <w:rFonts w:hint="eastAsia"/>
           <w:sz w:val="20"/>
           <w:szCs w:val="20"/>
         </w:rPr>
@@ -12276,7 +12352,6 @@
   <w:style w:type="character" w:default="1" w:styleId="a0">
     <w:name w:val="Default Paragraph Font"/>
     <w:uiPriority w:val="1"/>
-    <w:semiHidden/>
     <w:unhideWhenUsed/>
   </w:style>
   <w:style w:type="table" w:default="1" w:styleId="a1">
